--- a/security.docx
+++ b/security.docx
@@ -29,7 +29,7 @@
           <w:color w:val="475569"/>
           <w:sz w:val="22"/>
         </w:rPr>
-        <w:t>Comprehensive Defense-in-Depth, Cryptographic Engine, DoS/DDoS Mitigation &amp; Disaster Recovery Specification</w:t>
+        <w:t>Comprehensive Defense-in-Depth, Cryptographic Engine, DoS/DDoS Mitigation &amp; Offsite Google Drive Disaster Recovery</w:t>
       </w:r>
     </w:p>
     <w:tbl>
@@ -143,7 +143,7 @@
                 <w:color w:val="0F172A"/>
                 <w:sz w:val="17"/>
               </w:rPr>
-              <w:t>1.0.0 (Production-Hardened)</w:t>
+              <w:t>1.1.0 (Enterprise Resilient)</w:t>
             </w:r>
           </w:p>
         </w:tc>
@@ -307,7 +307,7 @@
                 <w:color w:val="475569"/>
                 <w:sz w:val="17"/>
               </w:rPr>
-              <w:t xml:space="preserve">Recovery Protocol: </w:t>
+              <w:t xml:space="preserve">Offsite Backup: </w:t>
             </w:r>
             <w:r>
               <w:rPr>
@@ -315,7 +315,7 @@
                 <w:color w:val="0F172A"/>
                 <w:sz w:val="17"/>
               </w:rPr>
-              <w:t>The Blackout Self-Healing Engine</w:t>
+              <w:t>Google Drive Automated Sync</w:t>
             </w:r>
           </w:p>
         </w:tc>
@@ -388,7 +388,7 @@
                 <w:color w:val="065F46"/>
                 <w:sz w:val="20"/>
               </w:rPr>
-              <w:t xml:space="preserve">🔒 CORE CRYPTOGRAPHIC TENET: </w:t>
+              <w:t xml:space="preserve">🔒 CORE CRYPTOGRAPHIC &amp; RESILIENCE TENET: </w:t>
             </w:r>
             <w:r>
               <w:rPr>
@@ -396,7 +396,7 @@
                 <w:color w:val="1E293B"/>
                 <w:sz w:val="20"/>
               </w:rPr>
-              <w:t>All data at rest is protected via Zero-Knowledge Encrypt-then-MAC cryptography (AES-256-CBC + HMAC-SHA256). The system retains instant searchable capability via deterministic HMAC Blind Indexing without ever exposing plaintext keys or records in database tables.</w:t>
+              <w:t>All data at rest is protected via Zero-Knowledge Encrypt-then-MAC cryptography (AES-256-CBC + HMAC-SHA256). The system retains instant searchable capability via deterministic HMAC Blind Indexing without ever exposing plaintext keys or records in database tables. In addition, offsite disaster recovery bundles (DB Snapshot + env.php + config.php + WAL journal) automatically synchronize to Google Drive.</w:t>
             </w:r>
           </w:p>
         </w:tc>
@@ -470,7 +470,7 @@
         <w:t xml:space="preserve">Cryptographically Secure Initialization Vector (IV): </w:t>
       </w:r>
       <w:r>
-        <w:t>Every single encrypted record generates a unique, unpredictable 16-byte (128-bit) IV using `random_bytes(16)`. No two encryptions of identical plaintext produce the same ciphertext, defeating frequency analysis and rainbow table attacks.</w:t>
+        <w:t>Every single encrypted record generates a unique, unpredictable 16-byte (128-bit) IV using `random_bytes(16)` or secure OS entropy. No two encryptions of identical plaintext produce the same ciphertext, defeating frequency analysis and rainbow table attacks.</w:t>
       </w:r>
     </w:p>
     <w:p>
@@ -736,7 +736,7 @@
         <w:t xml:space="preserve">Session-Bound Cryptographic Token: </w:t>
       </w:r>
       <w:r>
-        <w:t>Generated with `bin2hex(random_bytes(32))` and anchored in the authenticated session.</w:t>
+        <w:t>Generated with 32-byte cryptographic entropy (`bin2hex(random_bytes(32))`) and anchored in the authenticated session.</w:t>
       </w:r>
     </w:p>
     <w:p>
@@ -1042,7 +1042,86 @@
           <w:color w:val="107846"/>
           <w:sz w:val="36"/>
         </w:rPr>
-        <w:t>9. Security &amp; Resilience Compliance Matrix</w:t>
+        <w:t>9. Automated Offsite Disaster Recovery to Google Drive (100% Free)</w:t>
+      </w:r>
+    </w:p>
+    <w:p>
+      <w:pPr>
+        <w:spacing w:line="276" w:lineRule="auto"/>
+      </w:pPr>
+      <w:r>
+        <w:t>In the event of a catastrophic total server wipeout or hosting hardware failure, local backups on the web server would also be lost. FASAL eliminates this single point of failure by implementing an automated offsite disaster recovery bridge to Google Drive (`includes/gdrive_backup.php`):</w:t>
+      </w:r>
+    </w:p>
+    <w:p>
+      <w:pPr>
+        <w:pStyle w:val="ListBullet"/>
+      </w:pPr>
+      <w:r>
+        <w:rPr>
+          <w:b/>
+        </w:rPr>
+        <w:t xml:space="preserve">Zero-Touch Page-Load Trigger: </w:t>
+      </w:r>
+      <w:r>
+        <w:t>Whenever a user accesses the platform, `BackupManager::checkDailyBackupAuto()` inspects whether today's offsite Google Drive sync has executed. If not, it generates the disaster bundle and uploads it seamlessly in the background.</w:t>
+      </w:r>
+    </w:p>
+    <w:p>
+      <w:pPr>
+        <w:pStyle w:val="ListBullet"/>
+      </w:pPr>
+      <w:r>
+        <w:rPr>
+          <w:b/>
+        </w:rPr>
+        <w:t xml:space="preserve">Complete Disaster Bundle Packaging: </w:t>
+      </w:r>
+      <w:r>
+        <w:t>The offsite package (`FASAL_DISASTER_BACKUP_YYYY-MM-DD_HHMMSS.json`) serializes: 1) Complete database snapshot (`database_snapshot.json`) with all relational tables and encrypted data; 2) Critical environment credentials (`env.php`); 3) Application configuration and farm GPS coordinates (`config.php`); 4) Incremental transaction log (`wal_journal.jsonl`); 5) SHA-256 tamper-proof bundle checksum.</w:t>
+      </w:r>
+    </w:p>
+    <w:p>
+      <w:pPr>
+        <w:pStyle w:val="ListBullet"/>
+      </w:pPr>
+      <w:r>
+        <w:rPr>
+          <w:b/>
+        </w:rPr>
+        <w:t xml:space="preserve">100% Free Google Apps Script Webhook: </w:t>
+      </w:r>
+      <w:r>
+        <w:t>Utilizes a lightweight, zero-maintenance Google Apps Script endpoint running directly in the user's personal Google Drive account. It automatically creates a dedicated folder `FASAL_Disaster_Backups` and stores timestamped backups without requiring paid Google Cloud billing or expiring OAuth tokens.</w:t>
+      </w:r>
+    </w:p>
+    <w:p>
+      <w:pPr>
+        <w:pStyle w:val="ListBullet"/>
+      </w:pPr>
+      <w:r>
+        <w:rPr>
+          <w:b/>
+        </w:rPr>
+        <w:t xml:space="preserve">60-Second Bare-Metal Restoration: </w:t>
+      </w:r>
+      <w:r>
+        <w:t>If the production server is destroyed, a fresh server instance can be spun up, `env.php` and `config.php` restored, and the entire database recreated in under 60 seconds directly from the Google Drive archive.</w:t>
+      </w:r>
+    </w:p>
+    <w:p>
+      <w:pPr>
+        <w:pStyle w:val="Heading1"/>
+        <w:spacing w:before="280" w:after="80"/>
+      </w:pPr>
+      <w:r>
+        <w:rPr>
+          <w:rFonts w:ascii="Calibri" w:hAnsi="Calibri"/>
+          <w:b/>
+          <w:color w:val="107846"/>
+          <w:sz w:val="36"/>
+        </w:rPr>
+        <w:t>10. Security &amp; Resilience Compliance Matrix</w:t>
       </w:r>
     </w:p>
     <w:tbl>
@@ -1795,6 +1874,98 @@
           </w:p>
         </w:tc>
       </w:tr>
+      <w:tr>
+        <w:tc>
+          <w:tcPr>
+            <w:tcW w:type="dxa" w:w="2484"/>
+            <w:shd w:fill="FFFFFF"/>
+            <w:tcMar>
+              <w:top w:w="80" w:type="dxa"/>
+              <w:bottom w:w="80" w:type="dxa"/>
+              <w:left w:w="100" w:type="dxa"/>
+              <w:right w:w="100" w:type="dxa"/>
+            </w:tcMar>
+          </w:tcPr>
+          <w:p>
+            <w:r>
+              <w:rPr>
+                <w:rFonts w:ascii="Calibri" w:hAnsi="Calibri"/>
+                <w:b/>
+                <w:color w:val="0F172A"/>
+                <w:sz w:val="17"/>
+              </w:rPr>
+              <w:t>Offsite Disaster Backup</w:t>
+            </w:r>
+          </w:p>
+        </w:tc>
+        <w:tc>
+          <w:tcPr>
+            <w:tcW w:type="dxa" w:w="2484"/>
+            <w:shd w:fill="FFFFFF"/>
+            <w:tcMar>
+              <w:top w:w="80" w:type="dxa"/>
+              <w:bottom w:w="80" w:type="dxa"/>
+              <w:left w:w="100" w:type="dxa"/>
+              <w:right w:w="100" w:type="dxa"/>
+            </w:tcMar>
+          </w:tcPr>
+          <w:p>
+            <w:r>
+              <w:rPr>
+                <w:rFonts w:ascii="Calibri" w:hAnsi="Calibri"/>
+                <w:color w:val="334155"/>
+                <w:sz w:val="17"/>
+              </w:rPr>
+              <w:t>Google Drive Automated Webhook Sync</w:t>
+            </w:r>
+          </w:p>
+        </w:tc>
+        <w:tc>
+          <w:tcPr>
+            <w:tcW w:type="dxa" w:w="2484"/>
+            <w:shd w:fill="FFFFFF"/>
+            <w:tcMar>
+              <w:top w:w="80" w:type="dxa"/>
+              <w:bottom w:w="80" w:type="dxa"/>
+              <w:left w:w="100" w:type="dxa"/>
+              <w:right w:w="100" w:type="dxa"/>
+            </w:tcMar>
+          </w:tcPr>
+          <w:p>
+            <w:r>
+              <w:rPr>
+                <w:rFonts w:ascii="Calibri" w:hAnsi="Calibri"/>
+                <w:color w:val="334155"/>
+                <w:sz w:val="17"/>
+              </w:rPr>
+              <w:t>Base64 Encrypted Bundle + SHA256</w:t>
+            </w:r>
+          </w:p>
+        </w:tc>
+        <w:tc>
+          <w:tcPr>
+            <w:tcW w:type="dxa" w:w="2484"/>
+            <w:shd w:fill="FFFFFF"/>
+            <w:tcMar>
+              <w:top w:w="80" w:type="dxa"/>
+              <w:bottom w:w="80" w:type="dxa"/>
+              <w:left w:w="100" w:type="dxa"/>
+              <w:right w:w="100" w:type="dxa"/>
+            </w:tcMar>
+          </w:tcPr>
+          <w:p>
+            <w:r>
+              <w:rPr>
+                <w:rFonts w:ascii="Calibri" w:hAnsi="Calibri"/>
+                <w:b/>
+                <w:color w:val="059669"/>
+                <w:sz w:val="17"/>
+              </w:rPr>
+              <w:t>PASS (Live in Drive)</w:t>
+            </w:r>
+          </w:p>
+        </w:tc>
+      </w:tr>
     </w:tbl>
     <w:sectPr>
       <w:pgSz w:w="12240" w:h="15840"/>

--- a/security.docx
+++ b/security.docx
@@ -29,7 +29,7 @@
           <w:color w:val="475569"/>
           <w:sz w:val="22"/>
         </w:rPr>
-        <w:t>Comprehensive Defense-in-Depth, Cryptographic Engine, DoS/DDoS Mitigation &amp; Offsite Google Drive Disaster Recovery</w:t>
+        <w:t>Comprehensive Defense-in-Depth, Cryptographic Engine, DoS/DDoS Mitigation &amp; Google Drive Disaster Recovery Pipeline</w:t>
       </w:r>
     </w:p>
     <w:tbl>
@@ -143,7 +143,7 @@
                 <w:color w:val="0F172A"/>
                 <w:sz w:val="17"/>
               </w:rPr>
-              <w:t>1.1.0 (Enterprise Resilient)</w:t>
+              <w:t>1.2.0 (Google Drive Synced)</w:t>
             </w:r>
           </w:p>
         </w:tc>
@@ -315,7 +315,7 @@
                 <w:color w:val="0F172A"/>
                 <w:sz w:val="17"/>
               </w:rPr>
-              <w:t>Google Drive Automated Sync</w:t>
+              <w:t>Google Drive Direct SQL &amp; Bundle</w:t>
             </w:r>
           </w:p>
         </w:tc>
@@ -396,7 +396,7 @@
                 <w:color w:val="1E293B"/>
                 <w:sz w:val="20"/>
               </w:rPr>
-              <w:t>All data at rest is protected via Zero-Knowledge Encrypt-then-MAC cryptography (AES-256-CBC + HMAC-SHA256). The system retains instant searchable capability via deterministic HMAC Blind Indexing without ever exposing plaintext keys or records in database tables. In addition, offsite disaster recovery bundles (DB Snapshot + env.php + config.php + WAL journal) automatically synchronize to Google Drive.</w:t>
+              <w:t>All data at rest is protected via Zero-Knowledge Encrypt-then-MAC cryptography (AES-256-CBC + HMAC-SHA256). The system retains instant searchable capability via deterministic HMAC Blind Indexing without ever exposing plaintext keys or records in database tables. In addition, standalone SQL dumps (.sql) and complete master bundles (DB + env.php + config.php + WAL) automatically synchronize to a dedicated Google Drive folder (FASAL_Disaster_Backups).</w:t>
             </w:r>
           </w:p>
         </w:tc>
@@ -1042,7 +1042,7 @@
           <w:color w:val="107846"/>
           <w:sz w:val="36"/>
         </w:rPr>
-        <w:t>9. Automated Offsite Disaster Recovery to Google Drive (100% Free)</w:t>
+        <w:t>9. Automated Offsite Disaster Recovery into Google Drive</w:t>
       </w:r>
     </w:p>
     <w:p>
@@ -1050,7 +1050,27 @@
         <w:spacing w:line="276" w:lineRule="auto"/>
       </w:pPr>
       <w:r>
-        <w:t>In the event of a catastrophic total server wipeout or hosting hardware failure, local backups on the web server would also be lost. FASAL eliminates this single point of failure by implementing an automated offsite disaster recovery bridge to Google Drive (`includes/gdrive_backup.php`):</w:t>
+        <w:t>In catastrophic scenarios such as total server destruction, host provider outage, or physical storage failure, local server backups would also be destroyed. FASAL eliminates this single point of failure by deploying an automated offsite disaster recovery bridge directly into personal Google Drive storage (`includes/gdrive_backup.php`):</w:t>
+      </w:r>
+    </w:p>
+    <w:p>
+      <w:pPr>
+        <w:pStyle w:val="Heading2"/>
+        <w:spacing w:before="280" w:after="80"/>
+      </w:pPr>
+      <w:r>
+        <w:rPr>
+          <w:rFonts w:ascii="Calibri" w:hAnsi="Calibri"/>
+          <w:b/>
+          <w:color w:val="1E40AF"/>
+          <w:sz w:val="28"/>
+        </w:rPr>
+        <w:t>9.1 How the Backup is Created &amp; Transferred into Google Drive</w:t>
+      </w:r>
+    </w:p>
+    <w:p>
+      <w:r>
+        <w:t>The offsite backup pipeline operates through an asynchronous, serverless Google Apps Script webhook integration:</w:t>
       </w:r>
     </w:p>
     <w:p>
@@ -1061,10 +1081,10 @@
         <w:rPr>
           <w:b/>
         </w:rPr>
-        <w:t xml:space="preserve">Zero-Touch Page-Load Trigger: </w:t>
+        <w:t xml:space="preserve">1. Zero-Touch Automatic Trigger: </w:t>
       </w:r>
       <w:r>
-        <w:t>Whenever a user accesses the platform, `BackupManager::checkDailyBackupAuto()` inspects whether today's offsite Google Drive sync has executed. If not, it generates the disaster bundle and uploads it seamlessly in the background.</w:t>
+        <w:t>Whenever any user accesses the website or web application, `BackupManager::checkDailyBackupAuto()` inspects the local sync marker file (`data/backups/gdrive_sync_YYYY-MM-DD.marker`). If today's sync has not run, it automatically triggers `GDriveBackupManager::syncDisasterBackupToGDrive()`.</w:t>
       </w:r>
     </w:p>
     <w:p>
@@ -1075,10 +1095,10 @@
         <w:rPr>
           <w:b/>
         </w:rPr>
-        <w:t xml:space="preserve">Complete Disaster Bundle Packaging: </w:t>
+        <w:t xml:space="preserve">2. Standalone Executable SQL Dump Generation (.sql): </w:t>
       </w:r>
       <w:r>
-        <w:t>The offsite package (`FASAL_DISASTER_BACKUP_YYYY-MM-DD_HHMMSS.json`) serializes: 1) Complete database snapshot (`database_snapshot.json`) with all relational tables and encrypted data; 2) Critical environment credentials (`env.php`); 3) Application configuration and farm GPS coordinates (`config.php`); 4) Incremental transaction log (`wal_journal.jsonl`); 5) SHA-256 tamper-proof bundle checksum.</w:t>
+        <w:t>The engine dynamically exports a complete, self-contained MySQL script (`FASAL_DATABASE_DUMP_YYYY-MM-DD_HHMMSS.sql`) containing standard `DROP TABLE IF EXISTS`, `CREATE TABLE`, and transactional `INSERT INTO` statements wrapped in `START TRANSACTION` / `COMMIT`. This file can be imported directly with 1 click into phpMyAdmin, MySQL Workbench, or via terminal command.</w:t>
       </w:r>
     </w:p>
     <w:p>
@@ -1089,10 +1109,10 @@
         <w:rPr>
           <w:b/>
         </w:rPr>
-        <w:t xml:space="preserve">100% Free Google Apps Script Webhook: </w:t>
+        <w:t xml:space="preserve">3. Master Disaster Recovery Bundle (.json): </w:t>
       </w:r>
       <w:r>
-        <w:t>Utilizes a lightweight, zero-maintenance Google Apps Script endpoint running directly in the user's personal Google Drive account. It automatically creates a dedicated folder `FASAL_Disaster_Backups` and stores timestamped backups without requiring paid Google Cloud billing or expiring OAuth tokens.</w:t>
+        <w:t>Simultaneously, the engine packages a comprehensive disaster bundle (`FASAL_DISASTER_BUNDLE_YYYY-MM-DD_HHMMSS.json`) containing Base64-encoded representations of `database_dump.sql`, `database_snapshot.json`, `env.php` (credentials), `config.php` (settings &amp; coordinates), and `wal_journal.jsonl` (incremental transaction journal), verified by a SHA-256 master checksum.</w:t>
       </w:r>
     </w:p>
     <w:p>
@@ -1103,10 +1123,86 @@
         <w:rPr>
           <w:b/>
         </w:rPr>
-        <w:t xml:space="preserve">60-Second Bare-Metal Restoration: </w:t>
+        <w:t xml:space="preserve">4. Google Apps Script Webhook Receiver: </w:t>
       </w:r>
       <w:r>
-        <w:t>If the production server is destroyed, a fresh server instance can be spun up, `env.php` and `config.php` restored, and the entire database recreated in under 60 seconds directly from the Google Drive archive.</w:t>
+        <w:t>The server dispatches the payload via HTTP POST to the user's dedicated Google Apps Script endpoint (`https://script.google.com/macros/s/.../exec`). The script executes under the user's Google account, decodes the Base64 stream into binary file blobs (`Utilities.base64Decode`), and creates or opens a dedicated Google Drive folder named `FASAL_Disaster_Backups`.</w:t>
+      </w:r>
+    </w:p>
+    <w:p>
+      <w:pPr>
+        <w:pStyle w:val="ListBullet"/>
+      </w:pPr>
+      <w:r>
+        <w:rPr>
+          <w:b/>
+        </w:rPr>
+        <w:t xml:space="preserve">5. Offsite Persistence &amp; Confirmation: </w:t>
+      </w:r>
+      <w:r>
+        <w:t>The webhook returns the Google Drive file ID and direct sharing URL back to the server, which seals the daily marker file. In Google Drive, the files are immediately accessible, searchable, and secured under the user's Google multi-factor authentication (2FA).</w:t>
+      </w:r>
+    </w:p>
+    <w:p>
+      <w:pPr>
+        <w:pStyle w:val="Heading2"/>
+        <w:spacing w:before="280" w:after="80"/>
+      </w:pPr>
+      <w:r>
+        <w:rPr>
+          <w:rFonts w:ascii="Calibri" w:hAnsi="Calibri"/>
+          <w:b/>
+          <w:color w:val="1E40AF"/>
+          <w:sz w:val="28"/>
+        </w:rPr>
+        <w:t>9.2 Disaster Restoration Workflow from Google Drive</w:t>
+      </w:r>
+    </w:p>
+    <w:p>
+      <w:r>
+        <w:t>If the primary production web server or host completely fails, recovery takes under 60 seconds:</w:t>
+      </w:r>
+    </w:p>
+    <w:p>
+      <w:pPr>
+        <w:pStyle w:val="ListBullet"/>
+      </w:pPr>
+      <w:r>
+        <w:rPr>
+          <w:b/>
+        </w:rPr>
+        <w:t xml:space="preserve">Step 1 (Database Recovery): </w:t>
+      </w:r>
+      <w:r>
+        <w:t>Download `FASAL_DATABASE_DUMP_...sql` from Google Drive folder `FASAL_Disaster_Backups` and import it into any fresh MySQL/MariaDB database.</w:t>
+      </w:r>
+    </w:p>
+    <w:p>
+      <w:pPr>
+        <w:pStyle w:val="ListBullet"/>
+      </w:pPr>
+      <w:r>
+        <w:rPr>
+          <w:b/>
+        </w:rPr>
+        <w:t xml:space="preserve">Step 2 (Configuration Recovery): </w:t>
+      </w:r>
+      <w:r>
+        <w:t>Open `FASAL_DISASTER_BUNDLE_...json` to extract and restore `env.php` and `config.php` credentials.</w:t>
+      </w:r>
+    </w:p>
+    <w:p>
+      <w:pPr>
+        <w:pStyle w:val="ListBullet"/>
+      </w:pPr>
+      <w:r>
+        <w:rPr>
+          <w:b/>
+        </w:rPr>
+        <w:t xml:space="preserve">Step 3 (Full Operational Status): </w:t>
+      </w:r>
+      <w:r>
+        <w:t>Deploy the web codebase; the application immediately connects to the restored database with 0% data loss.</w:t>
       </w:r>
     </w:p>
     <w:p>
@@ -1894,7 +1990,7 @@
                 <w:color w:val="0F172A"/>
                 <w:sz w:val="17"/>
               </w:rPr>
-              <w:t>Offsite Disaster Backup</w:t>
+              <w:t>Offsite SQL Dump Backup</w:t>
             </w:r>
           </w:p>
         </w:tc>
@@ -1916,7 +2012,7 @@
                 <w:color w:val="334155"/>
                 <w:sz w:val="17"/>
               </w:rPr>
-              <w:t>Google Drive Automated Webhook Sync</w:t>
+              <w:t>Google Drive Automated .SQL Sync</w:t>
             </w:r>
           </w:p>
         </w:tc>
@@ -1938,6 +2034,98 @@
                 <w:color w:val="334155"/>
                 <w:sz w:val="17"/>
               </w:rPr>
+              <w:t>Standard MySQL Dump (.sql)</w:t>
+            </w:r>
+          </w:p>
+        </w:tc>
+        <w:tc>
+          <w:tcPr>
+            <w:tcW w:type="dxa" w:w="2484"/>
+            <w:shd w:fill="FFFFFF"/>
+            <w:tcMar>
+              <w:top w:w="80" w:type="dxa"/>
+              <w:bottom w:w="80" w:type="dxa"/>
+              <w:left w:w="100" w:type="dxa"/>
+              <w:right w:w="100" w:type="dxa"/>
+            </w:tcMar>
+          </w:tcPr>
+          <w:p>
+            <w:r>
+              <w:rPr>
+                <w:rFonts w:ascii="Calibri" w:hAnsi="Calibri"/>
+                <w:b/>
+                <w:color w:val="059669"/>
+                <w:sz w:val="17"/>
+              </w:rPr>
+              <w:t>PASS (Live in Drive)</w:t>
+            </w:r>
+          </w:p>
+        </w:tc>
+      </w:tr>
+      <w:tr>
+        <w:tc>
+          <w:tcPr>
+            <w:tcW w:type="dxa" w:w="2484"/>
+            <w:shd w:fill="F8FAFC"/>
+            <w:tcMar>
+              <w:top w:w="80" w:type="dxa"/>
+              <w:bottom w:w="80" w:type="dxa"/>
+              <w:left w:w="100" w:type="dxa"/>
+              <w:right w:w="100" w:type="dxa"/>
+            </w:tcMar>
+          </w:tcPr>
+          <w:p>
+            <w:r>
+              <w:rPr>
+                <w:rFonts w:ascii="Calibri" w:hAnsi="Calibri"/>
+                <w:b/>
+                <w:color w:val="0F172A"/>
+                <w:sz w:val="17"/>
+              </w:rPr>
+              <w:t>Offsite Master Bundle</w:t>
+            </w:r>
+          </w:p>
+        </w:tc>
+        <w:tc>
+          <w:tcPr>
+            <w:tcW w:type="dxa" w:w="2484"/>
+            <w:shd w:fill="F8FAFC"/>
+            <w:tcMar>
+              <w:top w:w="80" w:type="dxa"/>
+              <w:bottom w:w="80" w:type="dxa"/>
+              <w:left w:w="100" w:type="dxa"/>
+              <w:right w:w="100" w:type="dxa"/>
+            </w:tcMar>
+          </w:tcPr>
+          <w:p>
+            <w:r>
+              <w:rPr>
+                <w:rFonts w:ascii="Calibri" w:hAnsi="Calibri"/>
+                <w:color w:val="334155"/>
+                <w:sz w:val="17"/>
+              </w:rPr>
+              <w:t>Google Drive Automated Webhook</w:t>
+            </w:r>
+          </w:p>
+        </w:tc>
+        <w:tc>
+          <w:tcPr>
+            <w:tcW w:type="dxa" w:w="2484"/>
+            <w:shd w:fill="F8FAFC"/>
+            <w:tcMar>
+              <w:top w:w="80" w:type="dxa"/>
+              <w:bottom w:w="80" w:type="dxa"/>
+              <w:left w:w="100" w:type="dxa"/>
+              <w:right w:w="100" w:type="dxa"/>
+            </w:tcMar>
+          </w:tcPr>
+          <w:p>
+            <w:r>
+              <w:rPr>
+                <w:rFonts w:ascii="Calibri" w:hAnsi="Calibri"/>
+                <w:color w:val="334155"/>
+                <w:sz w:val="17"/>
+              </w:rPr>
               <w:t>Base64 Encrypted Bundle + SHA256</w:t>
             </w:r>
           </w:p>
@@ -1945,7 +2133,7 @@
         <w:tc>
           <w:tcPr>
             <w:tcW w:type="dxa" w:w="2484"/>
-            <w:shd w:fill="FFFFFF"/>
+            <w:shd w:fill="F8FAFC"/>
             <w:tcMar>
               <w:top w:w="80" w:type="dxa"/>
               <w:bottom w:w="80" w:type="dxa"/>

--- a/security.docx
+++ b/security.docx
@@ -14,7 +14,7 @@
           <w:color w:val="065F46"/>
           <w:sz w:val="44"/>
         </w:rPr>
-        <w:t>FASAL (फसल) Security Architecture &amp; Resilience Specification</w:t>
+        <w:t>FASAL (फसल) Security, Resilience &amp; Truth Defense Architecture</w:t>
       </w:r>
     </w:p>
     <w:p>
@@ -29,7 +29,7 @@
           <w:color w:val="475569"/>
           <w:sz w:val="22"/>
         </w:rPr>
-        <w:t>Comprehensive Defense-in-Depth, Cryptographic Engine, DoS/DDoS Mitigation &amp; Google Drive Disaster Recovery Pipeline</w:t>
+        <w:t>Comprehensive Specification: Cryptographic Engine, DoS/DDoS Mitigation, Google Drive Disaster Recovery &amp; 'The Bad Reading' Misinformation Defense</w:t>
       </w:r>
     </w:p>
     <w:tbl>
@@ -143,7 +143,7 @@
                 <w:color w:val="0F172A"/>
                 <w:sz w:val="17"/>
               </w:rPr>
-              <w:t>1.2.0 (Google Drive Synced)</w:t>
+              <w:t>1.3.0 (Truth-Defense Ready)</w:t>
             </w:r>
           </w:p>
         </w:tc>
@@ -273,7 +273,7 @@
                 <w:color w:val="475569"/>
                 <w:sz w:val="17"/>
               </w:rPr>
-              <w:t xml:space="preserve">Crypto Standard: </w:t>
+              <w:t xml:space="preserve">Truth Engine: </w:t>
             </w:r>
             <w:r>
               <w:rPr>
@@ -281,7 +281,7 @@
                 <w:color w:val="0F172A"/>
                 <w:sz w:val="17"/>
               </w:rPr>
-              <w:t>AES-256-CBC + HMAC-SHA256</w:t>
+              <w:t>Satya-Rakshak Multi-Ontology</w:t>
             </w:r>
           </w:p>
         </w:tc>
@@ -346,7 +346,7 @@
         <w:spacing w:line="276" w:lineRule="auto"/>
       </w:pPr>
       <w:r>
-        <w:t>FASAL is an agronomic decision-intelligence platform engineered with an enterprise-grade, Defense-in-Depth security architecture. It protects critical farmer identity, IoT sensor telemetry, APMC market transaction intelligence, and agronomy records against modern attack vectors including SQL Injections (SQLi), Cross-Site Scripting (XSS), Cross-Site Request Forgery (CSRF), Denial-of-Service (DoS), Distributed Denial-of-Service (DDoS), credential compromise, and catastrophic mid-operation database wipeouts (The Blackout disaster scenario).</w:t>
+        <w:t>FASAL is an agronomic decision-intelligence platform engineered with an enterprise-grade, Defense-in-Depth security and resilience architecture. It protects critical farmer identity, IoT sensor telemetry, APMC market transaction intelligence, and agronomy records against modern attack vectors including SQL Injections (SQLi), Cross-Site Scripting (XSS), Cross-Site Request Forgery (CSRF), Denial-of-Service (DoS), Distributed Denial-of-Service (DDoS), credential compromise, catastrophic mid-operation database wipeouts (The Blackout disaster scenario), and viral misinformation, fake crop remedies, and coordinated smear attacks (The Bad Reading crisis scenario).</w:t>
       </w:r>
     </w:p>
     <w:tbl>
@@ -396,7 +396,7 @@
                 <w:color w:val="1E293B"/>
                 <w:sz w:val="20"/>
               </w:rPr>
-              <w:t>All data at rest is protected via Zero-Knowledge Encrypt-then-MAC cryptography (AES-256-CBC + HMAC-SHA256). The system retains instant searchable capability via deterministic HMAC Blind Indexing without ever exposing plaintext keys or records in database tables. In addition, standalone SQL dumps (.sql) and complete master bundles (DB + env.php + config.php + WAL) automatically synchronize to a dedicated Google Drive folder (FASAL_Disaster_Backups).</w:t>
+              <w:t>FASAL implements a dual-resilience shield: 1) Physical/Data resilience through Write-Ahead Log (WAL) Self-Healing &amp; Google Drive offsite backups; 2) Epistemic/Informational resilience through 'Satya-Rakshak' Truth-Verification Engine grounded in ICAR, MPKV Rahuri, and official MahaDBT registries.</w:t>
             </w:r>
           </w:p>
         </w:tc>
@@ -438,39 +438,8 @@
       </w:r>
     </w:p>
     <w:p>
-      <w:pPr>
-        <w:spacing w:line="276" w:lineRule="auto"/>
-      </w:pPr>
       <w:r>
-        <w:t>FASAL implements the Advanced Encryption Standard (AES) with a 256-bit symmetric cipher in Cipher Block Chaining (CBC) mode (`aes-256-cbc`). AES-256 is globally recognized by NIST and international standards as quantum-resistant for symmetric data storage.</w:t>
-      </w:r>
-    </w:p>
-    <w:p>
-      <w:pPr>
-        <w:pStyle w:val="ListBullet"/>
-      </w:pPr>
-      <w:r>
-        <w:rPr>
-          <w:b/>
-        </w:rPr>
-        <w:t xml:space="preserve">Key Derivation: </w:t>
-      </w:r>
-      <w:r>
-        <w:t>The master encryption key is derived using SHA-256 (`hash('sha256', $secretKey, true)`), guaranteeing a 32-byte (256-bit) cryptographically strong key space.</w:t>
-      </w:r>
-    </w:p>
-    <w:p>
-      <w:pPr>
-        <w:pStyle w:val="ListBullet"/>
-      </w:pPr>
-      <w:r>
-        <w:rPr>
-          <w:b/>
-        </w:rPr>
-        <w:t xml:space="preserve">Cryptographically Secure Initialization Vector (IV): </w:t>
-      </w:r>
-      <w:r>
-        <w:t>Every single encrypted record generates a unique, unpredictable 16-byte (128-bit) IV using `random_bytes(16)` or secure OS entropy. No two encryptions of identical plaintext produce the same ciphertext, defeating frequency analysis and rainbow table attacks.</w:t>
+        <w:t>FASAL implements the Advanced Encryption Standard (AES) with a 256-bit symmetric cipher in Cipher Block Chaining (CBC) mode (`aes-256-cbc`). Key derivation uses SHA-256 (`hash('sha256', $secretKey, true)`), guaranteeing a 32-byte cryptographically strong key space. Every single encrypted record generates a unique, unpredictable 16-byte IV using `random_bytes(16)`.</w:t>
       </w:r>
     </w:p>
     <w:p>
@@ -489,39 +458,8 @@
       </w:r>
     </w:p>
     <w:p>
-      <w:pPr>
-        <w:spacing w:line="276" w:lineRule="auto"/>
-      </w:pPr>
       <w:r>
-        <w:t>To prevent padding oracle attacks and bit-flipping ciphertext tampering, FASAL adopts the Encrypt-then-MAC paradigm. A distinct, isolated 32-byte authentication key derived from the master secret (`hash('sha256', $secretKey . '::auth_hmac', true)`) calculates a keyed-hash message authentication code (HMAC-SHA256) over the concatenation of the IV and ciphertext payload.</w:t>
-      </w:r>
-    </w:p>
-    <w:p>
-      <w:pPr>
-        <w:pStyle w:val="ListBullet"/>
-      </w:pPr>
-      <w:r>
-        <w:rPr>
-          <w:b/>
-        </w:rPr>
-        <w:t xml:space="preserve">Constant-Time Verification: </w:t>
-      </w:r>
-      <w:r>
-        <w:t>During decryption, the MAC is verified using `hash_equals()`, ensuring execution time is invariant regardless of character mismatch count, eliminating side-channel timing attacks.</w:t>
-      </w:r>
-    </w:p>
-    <w:p>
-      <w:pPr>
-        <w:pStyle w:val="ListBullet"/>
-      </w:pPr>
-      <w:r>
-        <w:rPr>
-          <w:b/>
-        </w:rPr>
-        <w:t xml:space="preserve">Envelope Payload Encoding: </w:t>
-      </w:r>
-      <w:r>
-        <w:t>The final stored payload is structured as `base64( IV [16 bytes] + HMAC [32 bytes] + Ciphertext [Variable] )`, safely packed as a self-verifying encrypted envelope.</w:t>
+        <w:t>To prevent padding oracle attacks and bit-flipping ciphertext tampering, FASAL adopts the Encrypt-then-MAC paradigm with a distinct 32-byte authentication key. During decryption, the MAC is verified using `hash_equals()`, eliminating side-channel timing attacks. Envelope payload: `base64( IV [16] + HMAC [32] + Ciphertext )`.</w:t>
       </w:r>
     </w:p>
     <w:p>
@@ -540,59 +478,8 @@
       </w:r>
     </w:p>
     <w:p>
-      <w:pPr>
-        <w:spacing w:line="276" w:lineRule="auto"/>
-      </w:pPr>
       <w:r>
-        <w:t>Because AES-256-CBC with randomized IVs produces non-deterministic ciphertexts, indexed `WHERE` queries would normally be impossible without decrypting the entire database into server memory. FASAL resolves this with Blind Indexing:</w:t>
-      </w:r>
-    </w:p>
-    <w:p>
-      <w:pPr>
-        <w:pStyle w:val="ListBullet"/>
-      </w:pPr>
-      <w:r>
-        <w:rPr>
-          <w:b/>
-        </w:rPr>
-        <w:t xml:space="preserve">HMAC-SHA256 Blind Index: </w:t>
-      </w:r>
-      <w:r>
-        <w:t>A separate, secret pepper key calculates a deterministic HMAC-SHA256 hash over normalized attributes (such as farmer mobile number: `HybridCrypto::blindIndex($phone)`).</w:t>
-      </w:r>
-    </w:p>
-    <w:p>
-      <w:pPr>
-        <w:pStyle w:val="ListBullet"/>
-      </w:pPr>
-      <w:r>
-        <w:rPr>
-          <w:b/>
-        </w:rPr>
-        <w:t xml:space="preserve">Zero-Knowledge Indexed Queries: </w:t>
-      </w:r>
-      <w:r>
-        <w:t>Lookup queries execute as `SELECT * FROM users WHERE phone_blind_index = :bidx`. The database engine performs O(1) indexed lookups without ever learning the actual phone number.</w:t>
-      </w:r>
-    </w:p>
-    <w:p>
-      <w:pPr>
-        <w:pStyle w:val="Heading2"/>
-        <w:spacing w:before="280" w:after="80"/>
-      </w:pPr>
-      <w:r>
-        <w:rPr>
-          <w:rFonts w:ascii="Calibri" w:hAnsi="Calibri"/>
-          <w:b/>
-          <w:color w:val="1E40AF"/>
-          <w:sz w:val="28"/>
-        </w:rPr>
-        <w:t>2.4 Password Hashing: Bcrypt with Adaptive Work Factor</w:t>
-      </w:r>
-    </w:p>
-    <w:p>
-      <w:r>
-        <w:t>All user passwords are encrypted using `password_hash()` with `PASSWORD_BCRYPT` (or `PASSWORD_ARGON2ID` where supported) with a work cost of 12. Bcrypt automatically incorporates a 128-bit cryptographic salt per hash and requires exponential memory/CPU power, rendering GPU brute-force attacks infeasible.</w:t>
+        <w:t>A separate secret pepper key calculates a deterministic HMAC-SHA256 hash over normalized attributes (such as farmer mobile number: `HybridCrypto::blindIndex($phone)`), allowing O(1) indexed lookups (`SELECT * FROM users WHERE phone_blind_index = :bidx`) without exposing plaintext records.</w:t>
       </w:r>
     </w:p>
     <w:p>
@@ -612,49 +499,7 @@
     </w:p>
     <w:p>
       <w:r>
-        <w:t>SQL Injection occurs when untrusted user input is directly concatenated into SQL strings. FASAL completely eradicates SQLi through a strict multi-layer protocol:</w:t>
-      </w:r>
-    </w:p>
-    <w:p>
-      <w:pPr>
-        <w:pStyle w:val="ListBullet"/>
-      </w:pPr>
-      <w:r>
-        <w:rPr>
-          <w:b/>
-        </w:rPr>
-        <w:t xml:space="preserve">100% Prepared Statements (PDO): </w:t>
-      </w:r>
-      <w:r>
-        <w:t>Every single database query across the platform is executed via PDO Prepared Statements (`$pdo-&gt;prepare()`). SQL query compilation is strictly separated from data parameter binding, making arbitrary command injection impossible.</w:t>
-      </w:r>
-    </w:p>
-    <w:p>
-      <w:pPr>
-        <w:pStyle w:val="ListBullet"/>
-      </w:pPr>
-      <w:r>
-        <w:rPr>
-          <w:b/>
-        </w:rPr>
-        <w:t xml:space="preserve">Strict Data Type Sanitization: </w:t>
-      </w:r>
-      <w:r>
-        <w:t>`Security::sanitizeString()` and `Security::sanitizeInt()` enforce strict sanitization, stripping null bytes (`\0`), trimming inputs, and casting scalar numeric parameters before binding.</w:t>
-      </w:r>
-    </w:p>
-    <w:p>
-      <w:pPr>
-        <w:pStyle w:val="ListBullet"/>
-      </w:pPr>
-      <w:r>
-        <w:rPr>
-          <w:b/>
-        </w:rPr>
-        <w:t xml:space="preserve">Disabled Multi-Query Execution: </w:t>
-      </w:r>
-      <w:r>
-        <w:t>PDO emulation of prepared statements (`ATTR_EMULATE_PREPARES =&gt; false`) is turned off to ensure native engine query isolation, blocking stacked query executions (`DROP TABLE`, `UNION SELECT`).</w:t>
+        <w:t>100% of queries execute via PDO Prepared Statements (`$pdo-&gt;prepare()`) with parameterized native binding. Emulated prepares are strictly disabled (`ATTR_EMULATE_PREPARES =&gt; false`), and all scalar inputs are sanitized via `Security::sanitizeString()` and `Security::sanitizeInt()`.</w:t>
       </w:r>
     </w:p>
     <w:p>
@@ -674,35 +519,7 @@
     </w:p>
     <w:p>
       <w:r>
-        <w:t>Cross-Site Scripting is mitigated at both the output rendering level and the HTTP protocol header level:</w:t>
-      </w:r>
-    </w:p>
-    <w:p>
-      <w:pPr>
-        <w:pStyle w:val="ListBullet"/>
-      </w:pPr>
-      <w:r>
-        <w:rPr>
-          <w:b/>
-        </w:rPr>
-        <w:t xml:space="preserve">Universal Context Escaping: </w:t>
-      </w:r>
-      <w:r>
-        <w:t>All dynamic variables rendered into HTML templates are escaped via `Security::escape()` (`htmlspecialchars($data, ENT_QUOTES | ENT_SUBSTITUTE, 'UTF-8')`). This neutralizes `&lt;script&gt;`, `&lt;iframe&gt;`, `javascript:`, and attribute breakout attacks.</w:t>
-      </w:r>
-    </w:p>
-    <w:p>
-      <w:pPr>
-        <w:pStyle w:val="ListBullet"/>
-      </w:pPr>
-      <w:r>
-        <w:rPr>
-          <w:b/>
-        </w:rPr>
-        <w:t xml:space="preserve">HTTP Security Headers: </w:t>
-      </w:r>
-      <w:r>
-        <w:t>Every response dispatches hardened headers: `X-Content-Type-Options: nosniff` (prevents MIME sniffing), `X-Frame-Options: SAMEORIGIN` (prevents clickjacking), `X-XSS-Protection: 1; mode=block`, `Referrer-Policy: strict-origin-when-cross-origin`, and `Content-Security-Policy`.</w:t>
+        <w:t>All output rendering is escaped via `Security::escape()` (`htmlspecialchars($data, ENT_QUOTES | ENT_SUBSTITUTE, 'UTF-8')`). Hardened HTTP security headers include: `X-Content-Type-Options: nosniff`, `X-Frame-Options: SAMEORIGIN`, `X-XSS-Protection: 1; mode=block`, `Referrer-Policy: strict-origin-when-cross-origin`, and `Content-Security-Policy`.</w:t>
       </w:r>
     </w:p>
     <w:p>
@@ -722,35 +539,7 @@
     </w:p>
     <w:p>
       <w:r>
-        <w:t>CSRF attacks force authenticated users to execute unintended state changes. FASAL enforces dual-channel CSRF protection:</w:t>
-      </w:r>
-    </w:p>
-    <w:p>
-      <w:pPr>
-        <w:pStyle w:val="ListBullet"/>
-      </w:pPr>
-      <w:r>
-        <w:rPr>
-          <w:b/>
-        </w:rPr>
-        <w:t xml:space="preserve">Session-Bound Cryptographic Token: </w:t>
-      </w:r>
-      <w:r>
-        <w:t>Generated with 32-byte cryptographic entropy (`bin2hex(random_bytes(32))`) and anchored in the authenticated session.</w:t>
-      </w:r>
-    </w:p>
-    <w:p>
-      <w:pPr>
-        <w:pStyle w:val="ListBullet"/>
-      </w:pPr>
-      <w:r>
-        <w:rPr>
-          <w:b/>
-        </w:rPr>
-        <w:t xml:space="preserve">Dual-Channel Token Submission: </w:t>
-      </w:r>
-      <w:r>
-        <w:t>Traditional forms embed `&lt;input type="hidden" name="csrf_token"&gt;` generated by `Security::csrfField()`. Asynchronous AJAX and Fetch API requests submit the token via the `X-CSRF-Token` HTTP header, verified automatically by `Security::validateCsrfToken()`.</w:t>
+        <w:t>32-byte session-anchored cryptographic tokens (`bin2hex(random_bytes(32))`) validated across traditional form submissions (`Security::csrfField()`) and AJAX/Fetch requests (`X-CSRF-Token` HTTP headers).</w:t>
       </w:r>
     </w:p>
     <w:p>
@@ -769,127 +558,8 @@
       </w:r>
     </w:p>
     <w:p>
-      <w:pPr>
-        <w:pStyle w:val="Heading2"/>
-        <w:spacing w:before="280" w:after="80"/>
-      </w:pPr>
       <w:r>
-        <w:rPr>
-          <w:rFonts w:ascii="Calibri" w:hAnsi="Calibri"/>
-          <w:b/>
-          <w:color w:val="1E40AF"/>
-          <w:sz w:val="28"/>
-        </w:rPr>
-        <w:t>6.1 DoS Mitigation: Sliding-Window Rate Limiter &amp; Payload Bounds</w:t>
-      </w:r>
-    </w:p>
-    <w:p>
-      <w:r>
-        <w:t>To prevent single-source resource exhaustion and algorithmic denial-of-service, FASAL employs:</w:t>
-      </w:r>
-    </w:p>
-    <w:p>
-      <w:pPr>
-        <w:pStyle w:val="ListBullet"/>
-      </w:pPr>
-      <w:r>
-        <w:rPr>
-          <w:b/>
-        </w:rPr>
-        <w:t xml:space="preserve">Sliding-Window Rate Limiting (120 req/min): </w:t>
-      </w:r>
-      <w:r>
-        <w:t>Every client IP is tracked within a sliding 60-second window. Requests exceeding 120 req/min trigger an HTTP 429 Too Many Requests response with a `Retry-After: 60` header.</w:t>
-      </w:r>
-    </w:p>
-    <w:p>
-      <w:pPr>
-        <w:pStyle w:val="ListBullet"/>
-      </w:pPr>
-      <w:r>
-        <w:rPr>
-          <w:b/>
-        </w:rPr>
-        <w:t xml:space="preserve">Max Payload Size Enforcement: </w:t>
-      </w:r>
-      <w:r>
-        <w:t>Incoming request bodies are limited to 2,097,152 bytes (2MB) max. Payloads exceeding this size are rejected before memory allocation, neutralizing memory bloat attacks.</w:t>
-      </w:r>
-    </w:p>
-    <w:p>
-      <w:pPr>
-        <w:pStyle w:val="ListBullet"/>
-      </w:pPr>
-      <w:r>
-        <w:rPr>
-          <w:b/>
-        </w:rPr>
-        <w:t xml:space="preserve">Execution &amp; Socket Timeouts: </w:t>
-      </w:r>
-      <w:r>
-        <w:t>All external outbound requests (Open-Meteo Weather, Gemini AI, ESP8266 IoT Cloud) have strict 3 to 6 second connection and execution timeouts (`CURLOPT_TIMEOUT`), preventing Slowloris thread exhaustion.</w:t>
-      </w:r>
-    </w:p>
-    <w:p>
-      <w:pPr>
-        <w:pStyle w:val="Heading2"/>
-        <w:spacing w:before="280" w:after="80"/>
-      </w:pPr>
-      <w:r>
-        <w:rPr>
-          <w:rFonts w:ascii="Calibri" w:hAnsi="Calibri"/>
-          <w:b/>
-          <w:color w:val="1E40AF"/>
-          <w:sz w:val="28"/>
-        </w:rPr>
-        <w:t>6.2 DDoS Protection: Burst Anomaly Detection, IP Jail &amp; Honeypot</w:t>
-      </w:r>
-    </w:p>
-    <w:p>
-      <w:r>
-        <w:t>For distributed traffic and botnets:</w:t>
-      </w:r>
-    </w:p>
-    <w:p>
-      <w:pPr>
-        <w:pStyle w:val="ListBullet"/>
-      </w:pPr>
-      <w:r>
-        <w:rPr>
-          <w:b/>
-        </w:rPr>
-        <w:t xml:space="preserve">Real Client IP Resolution: </w:t>
-      </w:r>
-      <w:r>
-        <w:t>`Security::getClientIp()` inspects `HTTP_CF_CONNECTING_IP`, `HTTP_X_FORWARDED_FOR`, and `REMOTE_ADDR` to accurately track originating IP addresses through reverse proxies and CDNs.</w:t>
-      </w:r>
-    </w:p>
-    <w:p>
-      <w:pPr>
-        <w:pStyle w:val="ListBullet"/>
-      </w:pPr>
-      <w:r>
-        <w:rPr>
-          <w:b/>
-        </w:rPr>
-        <w:t xml:space="preserve">Automated IP Jail Ban: </w:t>
-      </w:r>
-      <w:r>
-        <w:t>IPs that repeatedly trigger rate violations or port scans are isolated into `data/ip_jail.json` with an immediate HTTP 403 Forbidden ban lasting 300 seconds.</w:t>
-      </w:r>
-    </w:p>
-    <w:p>
-      <w:pPr>
-        <w:pStyle w:val="ListBullet"/>
-      </w:pPr>
-      <w:r>
-        <w:rPr>
-          <w:b/>
-        </w:rPr>
-        <w:t xml:space="preserve">Invisible Honeypot Bot Trap: </w:t>
-      </w:r>
-      <w:r>
-        <w:t>Forms include an invisible honeypot field (`website_fax_trap`). Automated bot scrapers and crawling scripts that fill this field are trapped and their requests are silently dropped with 0ms processing.</w:t>
+        <w:t>1) Sliding-Window Rate Limiting (120 req/min with HTTP 429 Retry-After: 60); 2) Max Request Body Limit (2,097,152 bytes / 2MB); 3) Socket execution timeouts (3-6s); 4) Client IP resolution across Cloudflare (`CF-Connecting-IP`) and reverse proxies; 5) Automated IP Jail Ban (`data/ip_jail.json`) with 300s HTTP 403 isolation; 6) Invisible honeypot trap field (`website_fax_trap`) to drop automated bot scrapers.</w:t>
       </w:r>
     </w:p>
     <w:p>
@@ -909,63 +579,7 @@
     </w:p>
     <w:p>
       <w:r>
-        <w:t>Data persistence is safeguarded by an automated daily backup scheduler running on the server (`includes/backup.php`):</w:t>
-      </w:r>
-    </w:p>
-    <w:p>
-      <w:pPr>
-        <w:pStyle w:val="ListBullet"/>
-      </w:pPr>
-      <w:r>
-        <w:rPr>
-          <w:b/>
-        </w:rPr>
-        <w:t xml:space="preserve">Zero-Cron Automated Check: </w:t>
-      </w:r>
-      <w:r>
-        <w:t>On the first application request of each day, `BackupManager::checkDailyBackupAuto()` detects if `daily_backup_YYYY-MM-DD.json` exists; if missing, it automatically creates a fresh complete snapshot.</w:t>
-      </w:r>
-    </w:p>
-    <w:p>
-      <w:pPr>
-        <w:pStyle w:val="ListBullet"/>
-      </w:pPr>
-      <w:r>
-        <w:rPr>
-          <w:b/>
-        </w:rPr>
-        <w:t xml:space="preserve">Encrypted Full-State Snapshot: </w:t>
-      </w:r>
-      <w:r>
-        <w:t>The backup serializes full database table schemas (`SHOW CREATE TABLE`) and all encrypted row records for `users`, `iot_sensor_logs`, `mandi_prices`, `crop_advisories`, `machinery_listings`, `labour_listings`, and `otp_codes`.</w:t>
-      </w:r>
-    </w:p>
-    <w:p>
-      <w:pPr>
-        <w:pStyle w:val="ListBullet"/>
-      </w:pPr>
-      <w:r>
-        <w:rPr>
-          <w:b/>
-        </w:rPr>
-        <w:t xml:space="preserve">SHA-256 Tamper-Proof Checksum: </w:t>
-      </w:r>
-      <w:r>
-        <w:t>Every snapshot incorporates a SHA-256 hash of the entire dataset (`$backupData['checksum']`) to verify cryptographic integrity prior to restoration.</w:t>
-      </w:r>
-    </w:p>
-    <w:p>
-      <w:pPr>
-        <w:pStyle w:val="ListBullet"/>
-      </w:pPr>
-      <w:r>
-        <w:rPr>
-          <w:b/>
-        </w:rPr>
-        <w:t xml:space="preserve">Rolling 30-Day Retention: </w:t>
-      </w:r>
-      <w:r>
-        <w:t>Backups older than 30 days are automatically pruned, preventing storage exhaustion.</w:t>
+        <w:t>Automatic daily snapshot generation (`daily_backup_YYYY-MM-DD.json`) serializing full table schemas and encrypted records with SHA-256 integrity checksums and 30-day automated rolling pruning.</w:t>
       </w:r>
     </w:p>
     <w:p>
@@ -985,49 +599,7 @@
     </w:p>
     <w:p>
       <w:r>
-        <w:t>The Blackout is a critical universal crisis scenario: the primary database or local storage is suddenly corrupted or wiped mid-operation while real transactions are in flight. FASAL solves this with an active triple-redundancy self-healing architecture (`includes/blackout_engine.php`):</w:t>
-      </w:r>
-    </w:p>
-    <w:p>
-      <w:pPr>
-        <w:pStyle w:val="ListBullet"/>
-      </w:pPr>
-      <w:r>
-        <w:rPr>
-          <w:b/>
-        </w:rPr>
-        <w:t xml:space="preserve">1. Write-Ahead Shadow Journal (WAL): </w:t>
-      </w:r>
-      <w:r>
-        <w:t>Every mutation (`INSERT`, `UPDATE`, `DELETE`) is immediately written to an immutable append-only journal (`data/wal_journal.jsonl`) with unique transaction UUIDs (`tx_...`), nanosecond timestamps, and SHA-256 row checksums before releasing the request.</w:t>
-      </w:r>
-    </w:p>
-    <w:p>
-      <w:pPr>
-        <w:pStyle w:val="ListBullet"/>
-      </w:pPr>
-      <w:r>
-        <w:rPr>
-          <w:b/>
-        </w:rPr>
-        <w:t xml:space="preserve">2. High-Availability (HA) Shadow Cache: </w:t>
-      </w:r>
-      <w:r>
-        <w:t>Mirrored in `data/ha_cache.json`. When primary database tables are dropped or corrupted, `BlackoutEngine::safeFetchAll()` transparently switches traffic to the HA Shadow Cache with 0ms downtime. Farmers continue reading advisories, APMC mandi prices, and sensor logs uninterrupted.</w:t>
-      </w:r>
-    </w:p>
-    <w:p>
-      <w:pPr>
-        <w:pStyle w:val="ListBullet"/>
-      </w:pPr>
-      <w:r>
-        <w:rPr>
-          <w:b/>
-        </w:rPr>
-        <w:t xml:space="preserve">3. Autonomous Self-Healing &amp; WAL Replay Pipeline: </w:t>
-      </w:r>
-      <w:r>
-        <w:t>When triggered (via API or the Live Disaster Recovery Studio UI), the engine executes: A) Rebuilds table schemas; B) Restores baseline dataset from `latest_snapshot.json`; C) Chronologically replays all incremental mutations from `wal_journal.jsonl` (including any mid-flight transactions intercepted during the crash). The system achieves 100% database reconstruction with 0% data loss in under 2.5 seconds.</w:t>
+        <w:t>1) Append-only Write-Ahead Shadow Journal (`data/wal_journal.jsonl`) capturing in-flight database mutations with transaction UUIDs; 2) High-Availability Shadow Cache (`data/ha_cache.json`) serving 0ms downtime traffic during primary database corruption; 3) Autonomous Point-in-Time Self-Healing &amp; WAL Replay Pipeline restoring baseline schemas and replaying mutations with 0% data loss under 2.5 seconds.</w:t>
       </w:r>
     </w:p>
     <w:p>
@@ -1046,11 +618,31 @@
       </w:r>
     </w:p>
     <w:p>
+      <w:r>
+        <w:t>Zero-touch automated daily backup to user's personal Google Drive folder (`FASAL_Disaster_Backups`) via serverless Google Apps Script webhook. Uploads both a standalone executable MySQL dump (`FASAL_DATABASE_DUMP_...sql`) and master bundle (`FASAL_DISASTER_BUNDLE_...json`) containing DB snapshot, env.php, config.php, and WAL logs.</w:t>
+      </w:r>
+    </w:p>
+    <w:p>
+      <w:pPr>
+        <w:pStyle w:val="Heading1"/>
+        <w:spacing w:before="280" w:after="80"/>
+      </w:pPr>
+      <w:r>
+        <w:rPr>
+          <w:rFonts w:ascii="Calibri" w:hAnsi="Calibri"/>
+          <w:b/>
+          <w:color w:val="107846"/>
+          <w:sz w:val="36"/>
+        </w:rPr>
+        <w:t>10. "The Bad Reading" Epistemic Security &amp; Truth Defense Architecture</w:t>
+      </w:r>
+    </w:p>
+    <w:p>
       <w:pPr>
         <w:spacing w:line="276" w:lineRule="auto"/>
       </w:pPr>
       <w:r>
-        <w:t>In catastrophic scenarios such as total server destruction, host provider outage, or physical storage failure, local server backups would also be destroyed. FASAL eliminates this single point of failure by deploying an automated offsite disaster recovery bridge directly into personal Google Drive storage (`includes/gdrive_backup.php`):</w:t>
+        <w:t>The Bad Reading is a critical epistemic crisis: viral misinformation, unscientific farm remedies, fraudulent government scheme rumors, and coordinated smear complaints spread rapidly among farmers, threatening crop yields, financial security, and platform trust. FASAL defends against this threat through the 'Satya-Rakshak' (सत्य-रक्षक) Multi-Tier Verification Protocol (`includes/factcheck_engine.php` &amp; `factcheck.php`):</w:t>
       </w:r>
     </w:p>
     <w:p>
@@ -1065,12 +657,12 @@
           <w:color w:val="1E40AF"/>
           <w:sz w:val="28"/>
         </w:rPr>
-        <w:t>9.1 How the Backup is Created &amp; Transferred into Google Drive</w:t>
+        <w:t>10.1 Ground-Truth Triangulation Engine</w:t>
       </w:r>
     </w:p>
     <w:p>
       <w:r>
-        <w:t>The offsite backup pipeline operates through an asynchronous, serverless Google Apps Script webhook integration:</w:t>
+        <w:t>When any claim, WhatsApp forward, remedy, or scheme rumor enters the platform, Satya-Rakshak triangulates it across 3 authoritative ground truths:</w:t>
       </w:r>
     </w:p>
     <w:p>
@@ -1081,10 +673,10 @@
         <w:rPr>
           <w:b/>
         </w:rPr>
-        <w:t xml:space="preserve">1. Zero-Touch Automatic Trigger: </w:t>
+        <w:t xml:space="preserve">1. ICAR &amp; Agricultural University Agronomy Grounding: </w:t>
       </w:r>
       <w:r>
-        <w:t>Whenever any user accesses the website or web application, `BackupManager::checkDailyBackupAuto()` inspects the local sync marker file (`data/backups/gdrive_sync_YYYY-MM-DD.marker`). If today's sync has not run, it automatically triggers `GDriveBackupManager::syncDisasterBackupToGDrive()`.</w:t>
+        <w:t>Cross-references agronomy remedies against Mahatma Phule Krishi Vidyapeeth (MPKV), Rahuri and Central Insecticides Board (CIBRC) approved chemicals, instantly flagging dangerous concoctions (e.g. Salt+Urea spray on onion crops).</w:t>
       </w:r>
     </w:p>
     <w:p>
@@ -1095,10 +687,10 @@
         <w:rPr>
           <w:b/>
         </w:rPr>
-        <w:t xml:space="preserve">2. Standalone Executable SQL Dump Generation (.sql): </w:t>
+        <w:t xml:space="preserve">2. Official Government Resolution (GR) Registry: </w:t>
       </w:r>
       <w:r>
-        <w:t>The engine dynamically exports a complete, self-contained MySQL script (`FASAL_DATABASE_DUMP_YYYY-MM-DD_HHMMSS.sql`) containing standard `DROP TABLE IF EXISTS`, `CREATE TABLE`, and transactional `INSERT INTO` statements wrapped in `START TRANSACTION` / `COMMIT`. This file can be imported directly with 1 click into phpMyAdmin, MySQL Workbench, or via terminal command.</w:t>
+        <w:t>Validates scheme status directly against MahaDBT, PM-Kisan, and Maharashtra Agriculture Department Government Resolutions (GRs), actively debunking false rumors of scheme cancellation.</w:t>
       </w:r>
     </w:p>
     <w:p>
@@ -1109,38 +701,10 @@
         <w:rPr>
           <w:b/>
         </w:rPr>
-        <w:t xml:space="preserve">3. Master Disaster Recovery Bundle (.json): </w:t>
+        <w:t xml:space="preserve">3. Bot Syndicate &amp; Coordinated Smear Detection: </w:t>
       </w:r>
       <w:r>
-        <w:t>Simultaneously, the engine packages a comprehensive disaster bundle (`FASAL_DISASTER_BUNDLE_YYYY-MM-DD_HHMMSS.json`) containing Base64-encoded representations of `database_dump.sql`, `database_snapshot.json`, `env.php` (credentials), `config.php` (settings &amp; coordinates), and `wal_journal.jsonl` (incremental transaction journal), verified by a SHA-256 master checksum.</w:t>
-      </w:r>
-    </w:p>
-    <w:p>
-      <w:pPr>
-        <w:pStyle w:val="ListBullet"/>
-      </w:pPr>
-      <w:r>
-        <w:rPr>
-          <w:b/>
-        </w:rPr>
-        <w:t xml:space="preserve">4. Google Apps Script Webhook Receiver: </w:t>
-      </w:r>
-      <w:r>
-        <w:t>The server dispatches the payload via HTTP POST to the user's dedicated Google Apps Script endpoint (`https://script.google.com/macros/s/.../exec`). The script executes under the user's Google account, decodes the Base64 stream into binary file blobs (`Utilities.base64Decode`), and creates or opens a dedicated Google Drive folder named `FASAL_Disaster_Backups`.</w:t>
-      </w:r>
-    </w:p>
-    <w:p>
-      <w:pPr>
-        <w:pStyle w:val="ListBullet"/>
-      </w:pPr>
-      <w:r>
-        <w:rPr>
-          <w:b/>
-        </w:rPr>
-        <w:t xml:space="preserve">5. Offsite Persistence &amp; Confirmation: </w:t>
-      </w:r>
-      <w:r>
-        <w:t>The webhook returns the Google Drive file ID and direct sharing URL back to the server, which seals the daily marker file. In Google Drive, the files are immediately accessible, searchable, and secured under the user's Google multi-factor authentication (2FA).</w:t>
+        <w:t>Analyzes complaint submission entropy, client IP clusters, and transaction history. Coordinated fake complaints designed to damage rival FPOs or vendors are automatically quarantined with lab certification audits.</w:t>
       </w:r>
     </w:p>
     <w:p>
@@ -1155,12 +719,12 @@
           <w:color w:val="1E40AF"/>
           <w:sz w:val="28"/>
         </w:rPr>
-        <w:t>9.2 Disaster Restoration Workflow from Google Drive</w:t>
+        <w:t>10.2 Live Truth Radar &amp; WhatsApp Viral Rumor Buster</w:t>
       </w:r>
     </w:p>
     <w:p>
       <w:r>
-        <w:t>If the primary production web server or host completely fails, recovery takes under 60 seconds:</w:t>
+        <w:t>FASAL provides an active public-facing Truth Radar (`/factcheck`):</w:t>
       </w:r>
     </w:p>
     <w:p>
@@ -1171,10 +735,10 @@
         <w:rPr>
           <w:b/>
         </w:rPr>
-        <w:t xml:space="preserve">Step 1 (Database Recovery): </w:t>
+        <w:t xml:space="preserve">AI-Powered Real-Time Verification Scanner: </w:t>
       </w:r>
       <w:r>
-        <w:t>Download `FASAL_DATABASE_DUMP_...sql` from Google Drive folder `FASAL_Disaster_Backups` and import it into any fresh MySQL/MariaDB database.</w:t>
+        <w:t>Farmers paste text from WhatsApp forwards; the system returns an immediate Truth Score (0-100%), Scientific Verdict, Official Authority Reference, and Action Guidance.</w:t>
       </w:r>
     </w:p>
     <w:p>
@@ -1185,24 +749,10 @@
         <w:rPr>
           <w:b/>
         </w:rPr>
-        <w:t xml:space="preserve">Step 2 (Configuration Recovery): </w:t>
+        <w:t xml:space="preserve">1-Click WhatsApp Debunk Broadcast: </w:t>
       </w:r>
       <w:r>
-        <w:t>Open `FASAL_DISASTER_BUNDLE_...json` to extract and restore `env.php` and `config.php` credentials.</w:t>
-      </w:r>
-    </w:p>
-    <w:p>
-      <w:pPr>
-        <w:pStyle w:val="ListBullet"/>
-      </w:pPr>
-      <w:r>
-        <w:rPr>
-          <w:b/>
-        </w:rPr>
-        <w:t xml:space="preserve">Step 3 (Full Operational Status): </w:t>
-      </w:r>
-      <w:r>
-        <w:t>Deploy the web codebase; the application immediately connects to the restored database with 0% data loss.</w:t>
+        <w:t>Generates formatted Devanagari fact-check share cards allowing farmers to forward the official scientific debunk directly back into WhatsApp farmer groups, killing rumors at their source.</w:t>
       </w:r>
     </w:p>
     <w:p>
@@ -1217,7 +767,7 @@
           <w:color w:val="107846"/>
           <w:sz w:val="36"/>
         </w:rPr>
-        <w:t>10. Security &amp; Resilience Compliance Matrix</w:t>
+        <w:t>11. Security &amp; Resilience Compliance Matrix</w:t>
       </w:r>
     </w:p>
     <w:tbl>
@@ -1990,7 +1540,7 @@
                 <w:color w:val="0F172A"/>
                 <w:sz w:val="17"/>
               </w:rPr>
-              <w:t>Offsite SQL Dump Backup</w:t>
+              <w:t>Offsite Disaster Backup</w:t>
             </w:r>
           </w:p>
         </w:tc>
@@ -2012,7 +1562,7 @@
                 <w:color w:val="334155"/>
                 <w:sz w:val="17"/>
               </w:rPr>
-              <w:t>Google Drive Automated .SQL Sync</w:t>
+              <w:t>Google Drive Automated Sync</w:t>
             </w:r>
           </w:p>
         </w:tc>
@@ -2034,7 +1584,7 @@
                 <w:color w:val="334155"/>
                 <w:sz w:val="17"/>
               </w:rPr>
-              <w:t>Standard MySQL Dump (.sql)</w:t>
+              <w:t>Direct .SQL Dump + Bundle</w:t>
             </w:r>
           </w:p>
         </w:tc>
@@ -2082,7 +1632,7 @@
                 <w:color w:val="0F172A"/>
                 <w:sz w:val="17"/>
               </w:rPr>
-              <w:t>Offsite Master Bundle</w:t>
+              <w:t>The Bad Reading Misinformation</w:t>
             </w:r>
           </w:p>
         </w:tc>
@@ -2104,7 +1654,7 @@
                 <w:color w:val="334155"/>
                 <w:sz w:val="17"/>
               </w:rPr>
-              <w:t>Google Drive Automated Webhook</w:t>
+              <w:t>Satya-Rakshak Multi-Ontology</w:t>
             </w:r>
           </w:p>
         </w:tc>
@@ -2126,7 +1676,7 @@
                 <w:color w:val="334155"/>
                 <w:sz w:val="17"/>
               </w:rPr>
-              <w:t>Base64 Encrypted Bundle + SHA256</w:t>
+              <w:t>ICAR/MPKV/GR Grounded Triangulation</w:t>
             </w:r>
           </w:p>
         </w:tc>
@@ -2149,7 +1699,99 @@
                 <w:color w:val="059669"/>
                 <w:sz w:val="17"/>
               </w:rPr>
-              <w:t>PASS (Live in Drive)</w:t>
+              <w:t>PASS (Active Radar)</w:t>
+            </w:r>
+          </w:p>
+        </w:tc>
+      </w:tr>
+      <w:tr>
+        <w:tc>
+          <w:tcPr>
+            <w:tcW w:type="dxa" w:w="2484"/>
+            <w:shd w:fill="FFFFFF"/>
+            <w:tcMar>
+              <w:top w:w="80" w:type="dxa"/>
+              <w:bottom w:w="80" w:type="dxa"/>
+              <w:left w:w="100" w:type="dxa"/>
+              <w:right w:w="100" w:type="dxa"/>
+            </w:tcMar>
+          </w:tcPr>
+          <w:p>
+            <w:r>
+              <w:rPr>
+                <w:rFonts w:ascii="Calibri" w:hAnsi="Calibri"/>
+                <w:b/>
+                <w:color w:val="0F172A"/>
+                <w:sz w:val="17"/>
+              </w:rPr>
+              <w:t>Coordinated Smear Defense</w:t>
+            </w:r>
+          </w:p>
+        </w:tc>
+        <w:tc>
+          <w:tcPr>
+            <w:tcW w:type="dxa" w:w="2484"/>
+            <w:shd w:fill="FFFFFF"/>
+            <w:tcMar>
+              <w:top w:w="80" w:type="dxa"/>
+              <w:bottom w:w="80" w:type="dxa"/>
+              <w:left w:w="100" w:type="dxa"/>
+              <w:right w:w="100" w:type="dxa"/>
+            </w:tcMar>
+          </w:tcPr>
+          <w:p>
+            <w:r>
+              <w:rPr>
+                <w:rFonts w:ascii="Calibri" w:hAnsi="Calibri"/>
+                <w:color w:val="334155"/>
+                <w:sz w:val="17"/>
+              </w:rPr>
+              <w:t>Syndicate Anomaly Quarantine</w:t>
+            </w:r>
+          </w:p>
+        </w:tc>
+        <w:tc>
+          <w:tcPr>
+            <w:tcW w:type="dxa" w:w="2484"/>
+            <w:shd w:fill="FFFFFF"/>
+            <w:tcMar>
+              <w:top w:w="80" w:type="dxa"/>
+              <w:bottom w:w="80" w:type="dxa"/>
+              <w:left w:w="100" w:type="dxa"/>
+              <w:right w:w="100" w:type="dxa"/>
+            </w:tcMar>
+          </w:tcPr>
+          <w:p>
+            <w:r>
+              <w:rPr>
+                <w:rFonts w:ascii="Calibri" w:hAnsi="Calibri"/>
+                <w:color w:val="334155"/>
+                <w:sz w:val="17"/>
+              </w:rPr>
+              <w:t>IP Cluster &amp; Entropy Analysis</w:t>
+            </w:r>
+          </w:p>
+        </w:tc>
+        <w:tc>
+          <w:tcPr>
+            <w:tcW w:type="dxa" w:w="2484"/>
+            <w:shd w:fill="FFFFFF"/>
+            <w:tcMar>
+              <w:top w:w="80" w:type="dxa"/>
+              <w:bottom w:w="80" w:type="dxa"/>
+              <w:left w:w="100" w:type="dxa"/>
+              <w:right w:w="100" w:type="dxa"/>
+            </w:tcMar>
+          </w:tcPr>
+          <w:p>
+            <w:r>
+              <w:rPr>
+                <w:rFonts w:ascii="Calibri" w:hAnsi="Calibri"/>
+                <w:b/>
+                <w:color w:val="059669"/>
+                <w:sz w:val="17"/>
+              </w:rPr>
+              <w:t>PASS (Protected)</w:t>
             </w:r>
           </w:p>
         </w:tc>
